--- a/tutorials/Week_08_Concurrency_and_Monitors/Tutorial_08_Questions.docx
+++ b/tutorials/Week_08_Concurrency_and_Monitors/Tutorial_08_Questions.docx
@@ -2,7 +2,7 @@
 <file path=word/document.xml><?xml version="1.0" encoding="utf-8"?>
 <w:document xmlns:w="http://schemas.openxmlformats.org/wordprocessingml/2006/main" xmlns:m="http://schemas.openxmlformats.org/officeDocument/2006/math" xmlns:r="http://schemas.openxmlformats.org/officeDocument/2006/relationships" xmlns:o="urn:schemas-microsoft-com:office:office" xmlns:v="urn:schemas-microsoft-com:vml" xmlns:w10="urn:schemas-microsoft-com:office:word" xmlns:a="http://schemas.openxmlformats.org/drawingml/2006/main" xmlns:pic="http://schemas.openxmlformats.org/drawingml/2006/picture" xmlns:wp="http://schemas.openxmlformats.org/drawingml/2006/wordprocessingDrawing">
   <w:body>
-    <w:bookmarkStart w:id="17" w:name="cs4023-operating-systems"/>
+    <w:bookmarkStart w:id="12" w:name="cs4023-operating-systems"/>
     <w:p>
       <w:pPr>
         <w:pStyle w:val="Heading1"/>
@@ -11,7 +11,7 @@
         <w:t xml:space="preserve">CS4023 Operating Systems</w:t>
       </w:r>
     </w:p>
-    <w:bookmarkStart w:id="16" w:name="tutorial-8-concurrency-problem-analysis"/>
+    <w:bookmarkStart w:id="11" w:name="tutorial-8-concurrency-problem-analysis"/>
     <w:p>
       <w:pPr>
         <w:pStyle w:val="Heading2"/>
@@ -53,7 +53,7 @@
         <w:pStyle w:val="FirstParagraph"/>
       </w:pPr>
       <w:r>
-        <w:t xml:space="preserve">Work through these questions individually or in pairs. Bring your answers to the tutorial session for discussion.</w:t>
+        <w:t xml:space="preserve">Work through these questions individually or in pairs.</w:t>
       </w:r>
     </w:p>
     <w:p>
@@ -64,147 +64,13 @@
       </w:r>
     </w:p>
     <w:bookmarkEnd w:id="9"/>
-    <w:bookmarkStart w:id="10" w:name="X674b6a3eeb88abe29d94fd7865c9a4f647b597a"/>
+    <w:bookmarkStart w:id="10" w:name="semaphores-vs-condition-variables"/>
     <w:p>
       <w:pPr>
         <w:pStyle w:val="Heading3"/>
       </w:pPr>
       <w:r>
-        <w:t xml:space="preserve">Question 1 – Bounded Buffer Semaphore Trace</w:t>
-      </w:r>
-    </w:p>
-    <w:p>
-      <w:pPr>
-        <w:pStyle w:val="FirstParagraph"/>
-      </w:pPr>
-      <w:r>
-        <w:t xml:space="preserve">The</w:t>
-      </w:r>
-      <w:r>
-        <w:t xml:space="preserve"> </w:t>
-      </w:r>
-      <w:r>
-        <w:rPr>
-          <w:b/>
-          <w:bCs/>
-        </w:rPr>
-        <w:t xml:space="preserve">Bounded Buffer (Producer-Consumer)</w:t>
-      </w:r>
-      <w:r>
-        <w:t xml:space="preserve"> </w:t>
-      </w:r>
-      <w:r>
-        <w:t xml:space="preserve">problem uses three semaphores:</w:t>
-      </w:r>
-      <w:r>
-        <w:t xml:space="preserve"> </w:t>
-      </w:r>
-      <w:r>
-        <w:t xml:space="preserve">-</w:t>
-      </w:r>
-      <w:r>
-        <w:t xml:space="preserve"> </w:t>
-      </w:r>
-      <w:r>
-        <w:rPr>
-          <w:rStyle w:val="VerbatimChar"/>
-        </w:rPr>
-        <w:t xml:space="preserve">empty = N</w:t>
-      </w:r>
-      <w:r>
-        <w:t xml:space="preserve"> </w:t>
-      </w:r>
-      <w:r>
-        <w:t xml:space="preserve">(counts empty slots)</w:t>
-      </w:r>
-      <w:r>
-        <w:t xml:space="preserve"> </w:t>
-      </w:r>
-      <w:r>
-        <w:t xml:space="preserve">-</w:t>
-      </w:r>
-      <w:r>
-        <w:t xml:space="preserve"> </w:t>
-      </w:r>
-      <w:r>
-        <w:rPr>
-          <w:rStyle w:val="VerbatimChar"/>
-        </w:rPr>
-        <w:t xml:space="preserve">full = 0</w:t>
-      </w:r>
-      <w:r>
-        <w:t xml:space="preserve"> </w:t>
-      </w:r>
-      <w:r>
-        <w:t xml:space="preserve">(counts filled slots)</w:t>
-      </w:r>
-      <w:r>
-        <w:t xml:space="preserve"> </w:t>
-      </w:r>
-      <w:r>
-        <w:t xml:space="preserve">-</w:t>
-      </w:r>
-      <w:r>
-        <w:t xml:space="preserve"> </w:t>
-      </w:r>
-      <w:r>
-        <w:rPr>
-          <w:rStyle w:val="VerbatimChar"/>
-        </w:rPr>
-        <w:t xml:space="preserve">mutex = 1</w:t>
-      </w:r>
-      <w:r>
-        <w:t xml:space="preserve"> </w:t>
-      </w:r>
-      <w:r>
-        <w:t xml:space="preserve">(mutual exclusion on the buffer)</w:t>
-      </w:r>
-    </w:p>
-    <w:p>
-      <w:pPr>
-        <w:pStyle w:val="BodyText"/>
-      </w:pPr>
-      <w:r>
-        <w:t xml:space="preserve">Use a</w:t>
-      </w:r>
-      <w:r>
-        <w:t xml:space="preserve"> </w:t>
-      </w:r>
-      <w:r>
-        <w:rPr>
-          <w:b/>
-          <w:bCs/>
-        </w:rPr>
-        <w:t xml:space="preserve">buffer of size N = 2</w:t>
-      </w:r>
-      <w:r>
-        <w:t xml:space="preserve">,</w:t>
-      </w:r>
-      <w:r>
-        <w:t xml:space="preserve"> </w:t>
-      </w:r>
-      <w:r>
-        <w:rPr>
-          <w:b/>
-          <w:bCs/>
-        </w:rPr>
-        <w:t xml:space="preserve">2 producers (P1, P2)</w:t>
-      </w:r>
-      <w:r>
-        <w:t xml:space="preserve">, and</w:t>
-      </w:r>
-      <w:r>
-        <w:t xml:space="preserve"> </w:t>
-      </w:r>
-      <w:r>
-        <w:rPr>
-          <w:b/>
-          <w:bCs/>
-        </w:rPr>
-        <w:t xml:space="preserve">1 consumer (C1)</w:t>
-      </w:r>
-      <w:r>
-        <w:t xml:space="preserve">.</w:t>
+        <w:t xml:space="preserve">Semaphores vs Condition Variables</w:t>
       </w:r>
     </w:p>
     <w:p>
@@ -213,861 +79,6 @@
         <w:numPr>
           <w:ilvl w:val="0"/>
           <w:numId w:val="1001"/>
-        </w:numPr>
-      </w:pPr>
-      <w:r>
-        <w:t xml:space="preserve">Write the producer and consumer code using these semaphores.</w:t>
-      </w:r>
-      <w:r>
-        <w:br/>
-      </w:r>
-    </w:p>
-    <w:p>
-      <w:pPr>
-        <w:pStyle w:val="Compact"/>
-        <w:numPr>
-          <w:ilvl w:val="0"/>
-          <w:numId w:val="1001"/>
-        </w:numPr>
-      </w:pPr>
-      <w:r>
-        <w:t xml:space="preserve">Trace the semaphore values as the following operations occur in order:</w:t>
-      </w:r>
-    </w:p>
-    <w:p>
-      <w:pPr>
-        <w:pStyle w:val="Compact"/>
-        <w:numPr>
-          <w:ilvl w:val="0"/>
-          <w:numId w:val="1002"/>
-        </w:numPr>
-      </w:pPr>
-      <w:r>
-        <w:t xml:space="preserve">P1 produces item A</w:t>
-      </w:r>
-    </w:p>
-    <w:p>
-      <w:pPr>
-        <w:pStyle w:val="Compact"/>
-        <w:numPr>
-          <w:ilvl w:val="0"/>
-          <w:numId w:val="1002"/>
-        </w:numPr>
-      </w:pPr>
-      <w:r>
-        <w:t xml:space="preserve">P2 produces item B</w:t>
-      </w:r>
-    </w:p>
-    <w:p>
-      <w:pPr>
-        <w:pStyle w:val="Compact"/>
-        <w:numPr>
-          <w:ilvl w:val="0"/>
-          <w:numId w:val="1002"/>
-        </w:numPr>
-      </w:pPr>
-      <w:r>
-        <w:t xml:space="preserve">P1 tries to produce item C</w:t>
-      </w:r>
-    </w:p>
-    <w:p>
-      <w:pPr>
-        <w:pStyle w:val="Compact"/>
-        <w:numPr>
-          <w:ilvl w:val="0"/>
-          <w:numId w:val="1002"/>
-        </w:numPr>
-      </w:pPr>
-      <w:r>
-        <w:t xml:space="preserve">C1 consumes item A</w:t>
-      </w:r>
-    </w:p>
-    <w:p>
-      <w:pPr>
-        <w:pStyle w:val="Compact"/>
-        <w:numPr>
-          <w:ilvl w:val="0"/>
-          <w:numId w:val="1002"/>
-        </w:numPr>
-      </w:pPr>
-      <w:r>
-        <w:t xml:space="preserve">P1 can now produce item C</w:t>
-      </w:r>
-      <w:r>
-        <w:br/>
-      </w:r>
-    </w:p>
-    <w:p>
-      <w:pPr>
-        <w:pStyle w:val="Compact"/>
-        <w:numPr>
-          <w:ilvl w:val="0"/>
-          <w:numId w:val="1003"/>
-        </w:numPr>
-      </w:pPr>
-      <w:r>
-        <w:t xml:space="preserve">At step 3, what happens to P1 and why?</w:t>
-      </w:r>
-    </w:p>
-    <w:p>
-      <w:r>
-        <w:pict>
-          <v:rect style="width:0;height:1.5pt" o:hralign="center" o:hrstd="t" o:hr="t"/>
-        </w:pict>
-      </w:r>
-    </w:p>
-    <w:bookmarkEnd w:id="10"/>
-    <w:bookmarkStart w:id="11" w:name="X6d2bbc98fba966d8ec29a79d763d591d8e669ff"/>
-    <w:p>
-      <w:pPr>
-        <w:pStyle w:val="Heading3"/>
-      </w:pPr>
-      <w:r>
-        <w:t xml:space="preserve">Question 2 – Readers-Writers: Writer Starvation</w:t>
-      </w:r>
-    </w:p>
-    <w:p>
-      <w:pPr>
-        <w:pStyle w:val="FirstParagraph"/>
-      </w:pPr>
-      <w:r>
-        <w:t xml:space="preserve">In the</w:t>
-      </w:r>
-      <w:r>
-        <w:t xml:space="preserve"> </w:t>
-      </w:r>
-      <w:r>
-        <w:rPr>
-          <w:b/>
-          <w:bCs/>
-        </w:rPr>
-        <w:t xml:space="preserve">Readers-Writers problem with reader preference</w:t>
-      </w:r>
-      <w:r>
-        <w:t xml:space="preserve">:</w:t>
-      </w:r>
-    </w:p>
-    <w:p>
-      <w:pPr>
-        <w:pStyle w:val="Compact"/>
-        <w:numPr>
-          <w:ilvl w:val="0"/>
-          <w:numId w:val="1004"/>
-        </w:numPr>
-      </w:pPr>
-      <w:r>
-        <w:t xml:space="preserve">Can writers</w:t>
-      </w:r>
-      <w:r>
-        <w:t xml:space="preserve"> </w:t>
-      </w:r>
-      <w:r>
-        <w:rPr>
-          <w:b/>
-          <w:bCs/>
-        </w:rPr>
-        <w:t xml:space="preserve">starve</w:t>
-      </w:r>
-      <w:r>
-        <w:t xml:space="preserve"> </w:t>
-      </w:r>
-      <w:r>
-        <w:t xml:space="preserve">under reader preference? Explain why.</w:t>
-      </w:r>
-      <w:r>
-        <w:br/>
-      </w:r>
-    </w:p>
-    <w:p>
-      <w:pPr>
-        <w:pStyle w:val="Compact"/>
-        <w:numPr>
-          <w:ilvl w:val="0"/>
-          <w:numId w:val="1004"/>
-        </w:numPr>
-      </w:pPr>
-      <w:r>
-        <w:t xml:space="preserve">Describe the</w:t>
-      </w:r>
-      <w:r>
-        <w:t xml:space="preserve"> </w:t>
-      </w:r>
-      <w:r>
-        <w:rPr>
-          <w:b/>
-          <w:bCs/>
-        </w:rPr>
-        <w:t xml:space="preserve">reader preference</w:t>
-      </w:r>
-      <w:r>
-        <w:t xml:space="preserve"> </w:t>
-      </w:r>
-      <w:r>
-        <w:t xml:space="preserve">semaphore solution. What variable allows multiple readers to enter?</w:t>
-      </w:r>
-      <w:r>
-        <w:br/>
-      </w:r>
-    </w:p>
-    <w:p>
-      <w:pPr>
-        <w:pStyle w:val="Compact"/>
-        <w:numPr>
-          <w:ilvl w:val="0"/>
-          <w:numId w:val="1004"/>
-        </w:numPr>
-      </w:pPr>
-      <w:r>
-        <w:t xml:space="preserve">How would you modify the solution for</w:t>
-      </w:r>
-      <w:r>
-        <w:t xml:space="preserve"> </w:t>
-      </w:r>
-      <w:r>
-        <w:rPr>
-          <w:b/>
-          <w:bCs/>
-        </w:rPr>
-        <w:t xml:space="preserve">writer preference</w:t>
-      </w:r>
-      <w:r>
-        <w:t xml:space="preserve"> </w:t>
-      </w:r>
-      <w:r>
-        <w:t xml:space="preserve">to prevent writer starvation? What new mechanism is needed?</w:t>
-      </w:r>
-      <w:r>
-        <w:br/>
-      </w:r>
-    </w:p>
-    <w:p>
-      <w:pPr>
-        <w:pStyle w:val="Compact"/>
-        <w:numPr>
-          <w:ilvl w:val="0"/>
-          <w:numId w:val="1004"/>
-        </w:numPr>
-      </w:pPr>
-      <w:r>
-        <w:t xml:space="preserve">What is</w:t>
-      </w:r>
-      <w:r>
-        <w:t xml:space="preserve"> </w:t>
-      </w:r>
-      <w:r>
-        <w:rPr>
-          <w:b/>
-          <w:bCs/>
-        </w:rPr>
-        <w:t xml:space="preserve">fair</w:t>
-      </w:r>
-      <w:r>
-        <w:t xml:space="preserve"> </w:t>
-      </w:r>
-      <w:r>
-        <w:t xml:space="preserve">(FIFO) Readers-Writers and how does it prevent both reader and writer starvation?</w:t>
-      </w:r>
-    </w:p>
-    <w:p>
-      <w:r>
-        <w:pict>
-          <v:rect style="width:0;height:1.5pt" o:hralign="center" o:hrstd="t" o:hr="t"/>
-        </w:pict>
-      </w:r>
-    </w:p>
-    <w:bookmarkEnd w:id="11"/>
-    <w:bookmarkStart w:id="12" w:name="X1100d5cdb306683b1c5494569edacdd9eb4105e"/>
-    <w:p>
-      <w:pPr>
-        <w:pStyle w:val="Heading3"/>
-      </w:pPr>
-      <w:r>
-        <w:t xml:space="preserve">Question 3 – Dining Philosophers Deadlock Trace</w:t>
-      </w:r>
-    </w:p>
-    <w:p>
-      <w:pPr>
-        <w:pStyle w:val="FirstParagraph"/>
-      </w:pPr>
-      <w:r>
-        <w:t xml:space="preserve">The</w:t>
-      </w:r>
-      <w:r>
-        <w:t xml:space="preserve"> </w:t>
-      </w:r>
-      <w:r>
-        <w:rPr>
-          <w:b/>
-          <w:bCs/>
-        </w:rPr>
-        <w:t xml:space="preserve">Dining Philosophers</w:t>
-      </w:r>
-      <w:r>
-        <w:t xml:space="preserve"> </w:t>
-      </w:r>
-      <w:r>
-        <w:t xml:space="preserve">problem: 5 philosophers sit at a round table. Each needs</w:t>
-      </w:r>
-      <w:r>
-        <w:t xml:space="preserve"> </w:t>
-      </w:r>
-      <w:r>
-        <w:rPr>
-          <w:b/>
-          <w:bCs/>
-        </w:rPr>
-        <w:t xml:space="preserve">2 forks</w:t>
-      </w:r>
-      <w:r>
-        <w:t xml:space="preserve"> </w:t>
-      </w:r>
-      <w:r>
-        <w:t xml:space="preserve">(left and right). Each fork is shared between two philosophers. A naive solution gives each philosopher a semaphore per fork and has them pick up left then right.</w:t>
-      </w:r>
-    </w:p>
-    <w:p>
-      <w:pPr>
-        <w:pStyle w:val="Compact"/>
-        <w:numPr>
-          <w:ilvl w:val="0"/>
-          <w:numId w:val="1005"/>
-        </w:numPr>
-      </w:pPr>
-      <w:r>
-        <w:t xml:space="preserve">Write the pseudocode for a philosopher’s behaviour in the naive solution.</w:t>
-      </w:r>
-      <w:r>
-        <w:br/>
-      </w:r>
-    </w:p>
-    <w:p>
-      <w:pPr>
-        <w:pStyle w:val="Compact"/>
-        <w:numPr>
-          <w:ilvl w:val="0"/>
-          <w:numId w:val="1005"/>
-        </w:numPr>
-      </w:pPr>
-      <w:r>
-        <w:t xml:space="preserve">Show a</w:t>
-      </w:r>
-      <w:r>
-        <w:t xml:space="preserve"> </w:t>
-      </w:r>
-      <w:r>
-        <w:rPr>
-          <w:b/>
-          <w:bCs/>
-        </w:rPr>
-        <w:t xml:space="preserve">specific execution trace</w:t>
-      </w:r>
-      <w:r>
-        <w:t xml:space="preserve"> </w:t>
-      </w:r>
-      <w:r>
-        <w:t xml:space="preserve">with all 5 philosophers that leads to</w:t>
-      </w:r>
-      <w:r>
-        <w:t xml:space="preserve"> </w:t>
-      </w:r>
-      <w:r>
-        <w:rPr>
-          <w:b/>
-          <w:bCs/>
-        </w:rPr>
-        <w:t xml:space="preserve">deadlock</w:t>
-      </w:r>
-      <w:r>
-        <w:t xml:space="preserve">.</w:t>
-      </w:r>
-      <w:r>
-        <w:br/>
-      </w:r>
-    </w:p>
-    <w:p>
-      <w:pPr>
-        <w:pStyle w:val="Compact"/>
-        <w:numPr>
-          <w:ilvl w:val="0"/>
-          <w:numId w:val="1005"/>
-        </w:numPr>
-      </w:pPr>
-      <w:r>
-        <w:t xml:space="preserve">Describe</w:t>
-      </w:r>
-      <w:r>
-        <w:t xml:space="preserve"> </w:t>
-      </w:r>
-      <w:r>
-        <w:rPr>
-          <w:b/>
-          <w:bCs/>
-        </w:rPr>
-        <w:t xml:space="preserve">three strategies</w:t>
-      </w:r>
-      <w:r>
-        <w:t xml:space="preserve"> </w:t>
-      </w:r>
-      <w:r>
-        <w:t xml:space="preserve">to prevent deadlock in Dining Philosophers.</w:t>
-      </w:r>
-    </w:p>
-    <w:p>
-      <w:r>
-        <w:pict>
-          <v:rect style="width:0;height:1.5pt" o:hralign="center" o:hrstd="t" o:hr="t"/>
-        </w:pict>
-      </w:r>
-    </w:p>
-    <w:bookmarkEnd w:id="12"/>
-    <w:bookmarkStart w:id="13" w:name="X367032441fc962bf1062572ad9a833c0b1b4961"/>
-    <w:p>
-      <w:pPr>
-        <w:pStyle w:val="Heading3"/>
-      </w:pPr>
-      <w:r>
-        <w:t xml:space="preserve">Question 4 – Spurious Wakeup and While Loop</w:t>
-      </w:r>
-    </w:p>
-    <w:p>
-      <w:pPr>
-        <w:pStyle w:val="FirstParagraph"/>
-      </w:pPr>
-      <w:r>
-        <w:t xml:space="preserve">The</w:t>
-      </w:r>
-      <w:r>
-        <w:t xml:space="preserve"> </w:t>
-      </w:r>
-      <w:r>
-        <w:rPr>
-          <w:rStyle w:val="VerbatimChar"/>
-        </w:rPr>
-        <w:t xml:space="preserve">pthread_cond_wait()</w:t>
-      </w:r>
-      <w:r>
-        <w:t xml:space="preserve"> </w:t>
-      </w:r>
-      <w:r>
-        <w:t xml:space="preserve">documentation states it may return</w:t>
-      </w:r>
-      <w:r>
-        <w:t xml:space="preserve"> </w:t>
-      </w:r>
-      <w:r>
-        <w:rPr>
-          <w:b/>
-          <w:bCs/>
-        </w:rPr>
-        <w:t xml:space="preserve">spuriously</w:t>
-      </w:r>
-      <w:r>
-        <w:t xml:space="preserve"> </w:t>
-      </w:r>
-      <w:r>
-        <w:t xml:space="preserve">— without a corresponding</w:t>
-      </w:r>
-      <w:r>
-        <w:t xml:space="preserve"> </w:t>
-      </w:r>
-      <w:r>
-        <w:rPr>
-          <w:rStyle w:val="VerbatimChar"/>
-        </w:rPr>
-        <w:t xml:space="preserve">pthread_cond_signal()</w:t>
-      </w:r>
-      <w:r>
-        <w:t xml:space="preserve"> </w:t>
-      </w:r>
-      <w:r>
-        <w:t xml:space="preserve">or</w:t>
-      </w:r>
-      <w:r>
-        <w:t xml:space="preserve"> </w:t>
-      </w:r>
-      <w:r>
-        <w:rPr>
-          <w:rStyle w:val="VerbatimChar"/>
-        </w:rPr>
-        <w:t xml:space="preserve">pthread_cond_broadcast()</w:t>
-      </w:r>
-      <w:r>
-        <w:t xml:space="preserve"> </w:t>
-      </w:r>
-      <w:r>
-        <w:t xml:space="preserve">being called.</w:t>
-      </w:r>
-    </w:p>
-    <w:p>
-      <w:pPr>
-        <w:pStyle w:val="Compact"/>
-        <w:numPr>
-          <w:ilvl w:val="0"/>
-          <w:numId w:val="1006"/>
-        </w:numPr>
-      </w:pPr>
-      <w:r>
-        <w:t xml:space="preserve">What is a</w:t>
-      </w:r>
-      <w:r>
-        <w:t xml:space="preserve"> </w:t>
-      </w:r>
-      <w:r>
-        <w:rPr>
-          <w:b/>
-          <w:bCs/>
-        </w:rPr>
-        <w:t xml:space="preserve">spurious wakeup</w:t>
-      </w:r>
-      <w:r>
-        <w:t xml:space="preserve">?</w:t>
-      </w:r>
-      <w:r>
-        <w:br/>
-      </w:r>
-    </w:p>
-    <w:p>
-      <w:pPr>
-        <w:pStyle w:val="Compact"/>
-        <w:numPr>
-          <w:ilvl w:val="0"/>
-          <w:numId w:val="1006"/>
-        </w:numPr>
-      </w:pPr>
-      <w:r>
-        <w:t xml:space="preserve">Explain why the condition must</w:t>
-      </w:r>
-      <w:r>
-        <w:t xml:space="preserve"> </w:t>
-      </w:r>
-      <w:r>
-        <w:rPr>
-          <w:b/>
-          <w:bCs/>
-        </w:rPr>
-        <w:t xml:space="preserve">always</w:t>
-      </w:r>
-      <w:r>
-        <w:t xml:space="preserve"> </w:t>
-      </w:r>
-      <w:r>
-        <w:t xml:space="preserve">be checked in a</w:t>
-      </w:r>
-      <w:r>
-        <w:t xml:space="preserve"> </w:t>
-      </w:r>
-      <w:r>
-        <w:rPr>
-          <w:rStyle w:val="VerbatimChar"/>
-        </w:rPr>
-        <w:t xml:space="preserve">while</w:t>
-      </w:r>
-      <w:r>
-        <w:t xml:space="preserve"> </w:t>
-      </w:r>
-      <w:r>
-        <w:t xml:space="preserve">loop and not an</w:t>
-      </w:r>
-      <w:r>
-        <w:t xml:space="preserve"> </w:t>
-      </w:r>
-      <w:r>
-        <w:rPr>
-          <w:rStyle w:val="VerbatimChar"/>
-        </w:rPr>
-        <w:t xml:space="preserve">if</w:t>
-      </w:r>
-      <w:r>
-        <w:t xml:space="preserve"> </w:t>
-      </w:r>
-      <w:r>
-        <w:t xml:space="preserve">statement.</w:t>
-      </w:r>
-      <w:r>
-        <w:br/>
-      </w:r>
-    </w:p>
-    <w:p>
-      <w:pPr>
-        <w:pStyle w:val="Compact"/>
-        <w:numPr>
-          <w:ilvl w:val="0"/>
-          <w:numId w:val="1006"/>
-        </w:numPr>
-      </w:pPr>
-      <w:r>
-        <w:t xml:space="preserve">Rewrite the following</w:t>
-      </w:r>
-      <w:r>
-        <w:t xml:space="preserve"> </w:t>
-      </w:r>
-      <w:r>
-        <w:rPr>
-          <w:b/>
-          <w:bCs/>
-        </w:rPr>
-        <w:t xml:space="preserve">incorrect</w:t>
-      </w:r>
-      <w:r>
-        <w:t xml:space="preserve"> </w:t>
-      </w:r>
-      <w:r>
-        <w:t xml:space="preserve">code correctly:</w:t>
-      </w:r>
-    </w:p>
-    <w:p>
-      <w:pPr>
-        <w:pStyle w:val="SourceCode"/>
-      </w:pPr>
-      <w:r>
-        <w:rPr>
-          <w:rStyle w:val="CommentTok"/>
-        </w:rPr>
-        <w:t xml:space="preserve">// Incorrect:</w:t>
-      </w:r>
-      <w:r>
-        <w:br/>
-      </w:r>
-      <w:r>
-        <w:rPr>
-          <w:rStyle w:val="NormalTok"/>
-        </w:rPr>
-        <w:t xml:space="preserve">pthread_mutex_lock</w:t>
-      </w:r>
-      <w:r>
-        <w:rPr>
-          <w:rStyle w:val="OperatorTok"/>
-        </w:rPr>
-        <w:t xml:space="preserve">(&amp;</w:t>
-      </w:r>
-      <w:r>
-        <w:rPr>
-          <w:rStyle w:val="NormalTok"/>
-        </w:rPr>
-        <w:t xml:space="preserve">mutex</w:t>
-      </w:r>
-      <w:r>
-        <w:rPr>
-          <w:rStyle w:val="OperatorTok"/>
-        </w:rPr>
-        <w:t xml:space="preserve">);</w:t>
-      </w:r>
-      <w:r>
-        <w:br/>
-      </w:r>
-      <w:r>
-        <w:rPr>
-          <w:rStyle w:val="ControlFlowTok"/>
-        </w:rPr>
-        <w:t xml:space="preserve">if</w:t>
-      </w:r>
-      <w:r>
-        <w:rPr>
-          <w:rStyle w:val="NormalTok"/>
-        </w:rPr>
-        <w:t xml:space="preserve"> </w:t>
-      </w:r>
-      <w:r>
-        <w:rPr>
-          <w:rStyle w:val="OperatorTok"/>
-        </w:rPr>
-        <w:t xml:space="preserve">(</w:t>
-      </w:r>
-      <w:r>
-        <w:rPr>
-          <w:rStyle w:val="NormalTok"/>
-        </w:rPr>
-        <w:t xml:space="preserve">count </w:t>
-      </w:r>
-      <w:r>
-        <w:rPr>
-          <w:rStyle w:val="OperatorTok"/>
-        </w:rPr>
-        <w:t xml:space="preserve">==</w:t>
-      </w:r>
-      <w:r>
-        <w:rPr>
-          <w:rStyle w:val="NormalTok"/>
-        </w:rPr>
-        <w:t xml:space="preserve"> </w:t>
-      </w:r>
-      <w:r>
-        <w:rPr>
-          <w:rStyle w:val="DecValTok"/>
-        </w:rPr>
-        <w:t xml:space="preserve">0</w:t>
-      </w:r>
-      <w:r>
-        <w:rPr>
-          <w:rStyle w:val="OperatorTok"/>
-        </w:rPr>
-        <w:t xml:space="preserve">)</w:t>
-      </w:r>
-      <w:r>
-        <w:rPr>
-          <w:rStyle w:val="NormalTok"/>
-        </w:rPr>
-        <w:t xml:space="preserve"> </w:t>
-      </w:r>
-      <w:r>
-        <w:rPr>
-          <w:rStyle w:val="OperatorTok"/>
-        </w:rPr>
-        <w:t xml:space="preserve">{</w:t>
-      </w:r>
-      <w:r>
-        <w:br/>
-      </w:r>
-      <w:r>
-        <w:rPr>
-          <w:rStyle w:val="NormalTok"/>
-        </w:rPr>
-        <w:t xml:space="preserve">    pthread_cond_wait</w:t>
-      </w:r>
-      <w:r>
-        <w:rPr>
-          <w:rStyle w:val="OperatorTok"/>
-        </w:rPr>
-        <w:t xml:space="preserve">(&amp;</w:t>
-      </w:r>
-      <w:r>
-        <w:rPr>
-          <w:rStyle w:val="NormalTok"/>
-        </w:rPr>
-        <w:t xml:space="preserve">cond</w:t>
-      </w:r>
-      <w:r>
-        <w:rPr>
-          <w:rStyle w:val="OperatorTok"/>
-        </w:rPr>
-        <w:t xml:space="preserve">,</w:t>
-      </w:r>
-      <w:r>
-        <w:rPr>
-          <w:rStyle w:val="NormalTok"/>
-        </w:rPr>
-        <w:t xml:space="preserve"> </w:t>
-      </w:r>
-      <w:r>
-        <w:rPr>
-          <w:rStyle w:val="OperatorTok"/>
-        </w:rPr>
-        <w:t xml:space="preserve">&amp;</w:t>
-      </w:r>
-      <w:r>
-        <w:rPr>
-          <w:rStyle w:val="NormalTok"/>
-        </w:rPr>
-        <w:t xml:space="preserve">mutex</w:t>
-      </w:r>
-      <w:r>
-        <w:rPr>
-          <w:rStyle w:val="OperatorTok"/>
-        </w:rPr>
-        <w:t xml:space="preserve">);</w:t>
-      </w:r>
-      <w:r>
-        <w:br/>
-      </w:r>
-      <w:r>
-        <w:rPr>
-          <w:rStyle w:val="OperatorTok"/>
-        </w:rPr>
-        <w:t xml:space="preserve">}</w:t>
-      </w:r>
-      <w:r>
-        <w:br/>
-      </w:r>
-      <w:r>
-        <w:rPr>
-          <w:rStyle w:val="NormalTok"/>
-        </w:rPr>
-        <w:t xml:space="preserve">do_work_with_item</w:t>
-      </w:r>
-      <w:r>
-        <w:rPr>
-          <w:rStyle w:val="OperatorTok"/>
-        </w:rPr>
-        <w:t xml:space="preserve">();</w:t>
-      </w:r>
-      <w:r>
-        <w:br/>
-      </w:r>
-      <w:r>
-        <w:rPr>
-          <w:rStyle w:val="NormalTok"/>
-        </w:rPr>
-        <w:t xml:space="preserve">pthread_mutex_unlock</w:t>
-      </w:r>
-      <w:r>
-        <w:rPr>
-          <w:rStyle w:val="OperatorTok"/>
-        </w:rPr>
-        <w:t xml:space="preserve">(&amp;</w:t>
-      </w:r>
-      <w:r>
-        <w:rPr>
-          <w:rStyle w:val="NormalTok"/>
-        </w:rPr>
-        <w:t xml:space="preserve">mutex</w:t>
-      </w:r>
-      <w:r>
-        <w:rPr>
-          <w:rStyle w:val="OperatorTok"/>
-        </w:rPr>
-        <w:t xml:space="preserve">);</w:t>
-      </w:r>
-    </w:p>
-    <w:p>
-      <w:pPr>
-        <w:pStyle w:val="Compact"/>
-        <w:numPr>
-          <w:ilvl w:val="0"/>
-          <w:numId w:val="1007"/>
-        </w:numPr>
-      </w:pPr>
-      <w:r>
-        <w:t xml:space="preserve">What guarantee does</w:t>
-      </w:r>
-      <w:r>
-        <w:t xml:space="preserve"> </w:t>
-      </w:r>
-      <w:r>
-        <w:rPr>
-          <w:rStyle w:val="VerbatimChar"/>
-        </w:rPr>
-        <w:t xml:space="preserve">pthread_cond_wait</w:t>
-      </w:r>
-      <w:r>
-        <w:t xml:space="preserve"> </w:t>
-      </w:r>
-      <w:r>
-        <w:t xml:space="preserve">make regarding the mutex when it blocks and when it returns?</w:t>
-      </w:r>
-    </w:p>
-    <w:p>
-      <w:r>
-        <w:pict>
-          <v:rect style="width:0;height:1.5pt" o:hralign="center" o:hrstd="t" o:hr="t"/>
-        </w:pict>
-      </w:r>
-    </w:p>
-    <w:bookmarkEnd w:id="13"/>
-    <w:bookmarkStart w:id="14" w:name="X60c198668be6109a549def380f3c8ba98c52f8d"/>
-    <w:p>
-      <w:pPr>
-        <w:pStyle w:val="Heading3"/>
-      </w:pPr>
-      <w:r>
-        <w:t xml:space="preserve">Question 5 – Semaphores vs Condition Variables</w:t>
-      </w:r>
-    </w:p>
-    <w:p>
-      <w:pPr>
-        <w:pStyle w:val="Compact"/>
-        <w:numPr>
-          <w:ilvl w:val="0"/>
-          <w:numId w:val="1008"/>
         </w:numPr>
       </w:pPr>
       <w:r>
@@ -1301,7 +312,7 @@
         <w:pStyle w:val="Compact"/>
         <w:numPr>
           <w:ilvl w:val="0"/>
-          <w:numId w:val="1009"/>
+          <w:numId w:val="1002"/>
         </w:numPr>
       </w:pPr>
       <w:r>
@@ -1332,7 +343,7 @@
         <w:pStyle w:val="Compact"/>
         <w:numPr>
           <w:ilvl w:val="0"/>
-          <w:numId w:val="1009"/>
+          <w:numId w:val="1002"/>
         </w:numPr>
       </w:pPr>
       <w:r>
@@ -1355,183 +366,9 @@
         <w:t xml:space="preserve">over what condition a thread waits for?</w:t>
       </w:r>
     </w:p>
-    <w:p>
-      <w:r>
-        <w:pict>
-          <v:rect style="width:0;height:1.5pt" o:hralign="center" o:hrstd="t" o:hr="t"/>
-        </w:pict>
-      </w:r>
-    </w:p>
-    <w:bookmarkEnd w:id="14"/>
-    <w:bookmarkStart w:id="15" w:name="question-6-signal-vs-broadcast"/>
-    <w:p>
-      <w:pPr>
-        <w:pStyle w:val="Heading3"/>
-      </w:pPr>
-      <w:r>
-        <w:t xml:space="preserve">Question 6 – signal vs broadcast</w:t>
-      </w:r>
-    </w:p>
-    <w:p>
-      <w:pPr>
-        <w:pStyle w:val="Compact"/>
-        <w:numPr>
-          <w:ilvl w:val="0"/>
-          <w:numId w:val="1010"/>
-        </w:numPr>
-      </w:pPr>
-      <w:r>
-        <w:t xml:space="preserve">What is the difference between</w:t>
-      </w:r>
-      <w:r>
-        <w:t xml:space="preserve"> </w:t>
-      </w:r>
-      <w:r>
-        <w:rPr>
-          <w:rStyle w:val="VerbatimChar"/>
-        </w:rPr>
-        <w:t xml:space="preserve">pthread_cond_signal()</w:t>
-      </w:r>
-      <w:r>
-        <w:t xml:space="preserve"> </w:t>
-      </w:r>
-      <w:r>
-        <w:t xml:space="preserve">and</w:t>
-      </w:r>
-      <w:r>
-        <w:t xml:space="preserve"> </w:t>
-      </w:r>
-      <w:r>
-        <w:rPr>
-          <w:rStyle w:val="VerbatimChar"/>
-        </w:rPr>
-        <w:t xml:space="preserve">pthread_cond_broadcast()</w:t>
-      </w:r>
-      <w:r>
-        <w:t xml:space="preserve">?</w:t>
-      </w:r>
-      <w:r>
-        <w:br/>
-      </w:r>
-    </w:p>
-    <w:p>
-      <w:pPr>
-        <w:pStyle w:val="Compact"/>
-        <w:numPr>
-          <w:ilvl w:val="0"/>
-          <w:numId w:val="1010"/>
-        </w:numPr>
-      </w:pPr>
-      <w:r>
-        <w:t xml:space="preserve">If you use</w:t>
-      </w:r>
-      <w:r>
-        <w:t xml:space="preserve"> </w:t>
-      </w:r>
-      <w:r>
-        <w:rPr>
-          <w:rStyle w:val="VerbatimChar"/>
-        </w:rPr>
-        <w:t xml:space="preserve">signal()</w:t>
-      </w:r>
-      <w:r>
-        <w:t xml:space="preserve"> </w:t>
-      </w:r>
-      <w:r>
-        <w:t xml:space="preserve">when</w:t>
-      </w:r>
-      <w:r>
-        <w:t xml:space="preserve"> </w:t>
-      </w:r>
-      <w:r>
-        <w:rPr>
-          <w:rStyle w:val="VerbatimChar"/>
-        </w:rPr>
-        <w:t xml:space="preserve">broadcast()</w:t>
-      </w:r>
-      <w:r>
-        <w:t xml:space="preserve"> </w:t>
-      </w:r>
-      <w:r>
-        <w:t xml:space="preserve">is needed, what can go wrong? Give a concrete scenario.</w:t>
-      </w:r>
-      <w:r>
-        <w:br/>
-      </w:r>
-    </w:p>
-    <w:p>
-      <w:pPr>
-        <w:pStyle w:val="Compact"/>
-        <w:numPr>
-          <w:ilvl w:val="0"/>
-          <w:numId w:val="1010"/>
-        </w:numPr>
-      </w:pPr>
-      <w:r>
-        <w:t xml:space="preserve">Describe a scenario where</w:t>
-      </w:r>
-      <w:r>
-        <w:t xml:space="preserve"> </w:t>
-      </w:r>
-      <w:r>
-        <w:rPr>
-          <w:b/>
-          <w:bCs/>
-        </w:rPr>
-        <w:t xml:space="preserve">broadcast is necessary</w:t>
-      </w:r>
-      <w:r>
-        <w:t xml:space="preserve">. Justify why</w:t>
-      </w:r>
-      <w:r>
-        <w:t xml:space="preserve"> </w:t>
-      </w:r>
-      <w:r>
-        <w:rPr>
-          <w:rStyle w:val="VerbatimChar"/>
-        </w:rPr>
-        <w:t xml:space="preserve">signal</w:t>
-      </w:r>
-      <w:r>
-        <w:t xml:space="preserve"> </w:t>
-      </w:r>
-      <w:r>
-        <w:t xml:space="preserve">would not suffice.</w:t>
-      </w:r>
-      <w:r>
-        <w:br/>
-      </w:r>
-    </w:p>
-    <w:p>
-      <w:pPr>
-        <w:pStyle w:val="Compact"/>
-        <w:numPr>
-          <w:ilvl w:val="0"/>
-          <w:numId w:val="1010"/>
-        </w:numPr>
-      </w:pPr>
-      <w:r>
-        <w:t xml:space="preserve">Is</w:t>
-      </w:r>
-      <w:r>
-        <w:t xml:space="preserve"> </w:t>
-      </w:r>
-      <w:r>
-        <w:rPr>
-          <w:rStyle w:val="VerbatimChar"/>
-        </w:rPr>
-        <w:t xml:space="preserve">broadcast</w:t>
-      </w:r>
-      <w:r>
-        <w:t xml:space="preserve"> </w:t>
-      </w:r>
-      <w:r>
-        <w:t xml:space="preserve">ever harmful? When might it cause a performance problem?</w:t>
-      </w:r>
-    </w:p>
-    <w:bookmarkEnd w:id="15"/>
-    <w:bookmarkEnd w:id="16"/>
-    <w:bookmarkEnd w:id="17"/>
+    <w:bookmarkEnd w:id="10"/>
+    <w:bookmarkEnd w:id="11"/>
+    <w:bookmarkEnd w:id="12"/>
     <w:sectPr>
       <w:footnotePr>
         <w:numRestart w:val="eachSect"/>
@@ -1719,261 +556,6 @@
     </w:lvl>
     <w:lvl w:ilvl="8">
       <w:start w:val="1"/>
-      <w:numFmt w:val="lowerLetter"/>
-      <w:lvlText w:val="(%9)"/>
-      <w:lvlJc w:val="left"/>
-      <w:pPr>
-        <w:ind w:left="6480" w:hanging="360"/>
-      </w:pPr>
-    </w:lvl>
-  </w:abstractNum>
-  <w:abstractNum w:abstractNumId="99411">
-    <w:nsid w:val="00A99411"/>
-    <w:multiLevelType w:val="multilevel"/>
-    <w:lvl w:ilvl="0">
-      <w:start w:val="1"/>
-      <w:numFmt w:val="decimal"/>
-      <w:lvlText w:val="%1."/>
-      <w:lvlJc w:val="left"/>
-      <w:pPr>
-        <w:ind w:left="720" w:hanging="360"/>
-      </w:pPr>
-    </w:lvl>
-    <w:lvl w:ilvl="1">
-      <w:start w:val="1"/>
-      <w:numFmt w:val="decimal"/>
-      <w:lvlText w:val="%2."/>
-      <w:lvlJc w:val="left"/>
-      <w:pPr>
-        <w:ind w:left="1440" w:hanging="360"/>
-      </w:pPr>
-    </w:lvl>
-    <w:lvl w:ilvl="2">
-      <w:start w:val="1"/>
-      <w:numFmt w:val="decimal"/>
-      <w:lvlText w:val="%3."/>
-      <w:lvlJc w:val="left"/>
-      <w:pPr>
-        <w:ind w:left="2160" w:hanging="360"/>
-      </w:pPr>
-    </w:lvl>
-    <w:lvl w:ilvl="3">
-      <w:start w:val="1"/>
-      <w:numFmt w:val="decimal"/>
-      <w:lvlText w:val="%4."/>
-      <w:lvlJc w:val="left"/>
-      <w:pPr>
-        <w:ind w:left="2880" w:hanging="360"/>
-      </w:pPr>
-    </w:lvl>
-    <w:lvl w:ilvl="4">
-      <w:start w:val="1"/>
-      <w:numFmt w:val="decimal"/>
-      <w:lvlText w:val="%5."/>
-      <w:lvlJc w:val="left"/>
-      <w:pPr>
-        <w:ind w:left="3600" w:hanging="360"/>
-      </w:pPr>
-    </w:lvl>
-    <w:lvl w:ilvl="5">
-      <w:start w:val="1"/>
-      <w:numFmt w:val="decimal"/>
-      <w:lvlText w:val="%6."/>
-      <w:lvlJc w:val="left"/>
-      <w:pPr>
-        <w:ind w:left="4320" w:hanging="360"/>
-      </w:pPr>
-    </w:lvl>
-    <w:lvl w:ilvl="6">
-      <w:start w:val="1"/>
-      <w:numFmt w:val="decimal"/>
-      <w:lvlText w:val="%7."/>
-      <w:lvlJc w:val="left"/>
-      <w:pPr>
-        <w:ind w:left="5040" w:hanging="360"/>
-      </w:pPr>
-    </w:lvl>
-    <w:lvl w:ilvl="7">
-      <w:start w:val="1"/>
-      <w:numFmt w:val="decimal"/>
-      <w:lvlText w:val="%8."/>
-      <w:lvlJc w:val="left"/>
-      <w:pPr>
-        <w:ind w:left="5760" w:hanging="360"/>
-      </w:pPr>
-    </w:lvl>
-    <w:lvl w:ilvl="8">
-      <w:start w:val="1"/>
-      <w:numFmt w:val="decimal"/>
-      <w:lvlText w:val="%9."/>
-      <w:lvlJc w:val="left"/>
-      <w:pPr>
-        <w:ind w:left="6480" w:hanging="360"/>
-      </w:pPr>
-    </w:lvl>
-  </w:abstractNum>
-  <w:abstractNum w:abstractNumId="99733">
-    <w:nsid w:val="00A99733"/>
-    <w:multiLevelType w:val="multilevel"/>
-    <w:lvl w:ilvl="0">
-      <w:start w:val="3"/>
-      <w:numFmt w:val="lowerLetter"/>
-      <w:lvlText w:val="(%1)"/>
-      <w:lvlJc w:val="left"/>
-      <w:pPr>
-        <w:ind w:left="720" w:hanging="360"/>
-      </w:pPr>
-    </w:lvl>
-    <w:lvl w:ilvl="1">
-      <w:start w:val="3"/>
-      <w:numFmt w:val="lowerLetter"/>
-      <w:lvlText w:val="(%2)"/>
-      <w:lvlJc w:val="left"/>
-      <w:pPr>
-        <w:ind w:left="1440" w:hanging="360"/>
-      </w:pPr>
-    </w:lvl>
-    <w:lvl w:ilvl="2">
-      <w:start w:val="3"/>
-      <w:numFmt w:val="lowerLetter"/>
-      <w:lvlText w:val="(%3)"/>
-      <w:lvlJc w:val="left"/>
-      <w:pPr>
-        <w:ind w:left="2160" w:hanging="360"/>
-      </w:pPr>
-    </w:lvl>
-    <w:lvl w:ilvl="3">
-      <w:start w:val="3"/>
-      <w:numFmt w:val="lowerLetter"/>
-      <w:lvlText w:val="(%4)"/>
-      <w:lvlJc w:val="left"/>
-      <w:pPr>
-        <w:ind w:left="2880" w:hanging="360"/>
-      </w:pPr>
-    </w:lvl>
-    <w:lvl w:ilvl="4">
-      <w:start w:val="3"/>
-      <w:numFmt w:val="lowerLetter"/>
-      <w:lvlText w:val="(%5)"/>
-      <w:lvlJc w:val="left"/>
-      <w:pPr>
-        <w:ind w:left="3600" w:hanging="360"/>
-      </w:pPr>
-    </w:lvl>
-    <w:lvl w:ilvl="5">
-      <w:start w:val="3"/>
-      <w:numFmt w:val="lowerLetter"/>
-      <w:lvlText w:val="(%6)"/>
-      <w:lvlJc w:val="left"/>
-      <w:pPr>
-        <w:ind w:left="4320" w:hanging="360"/>
-      </w:pPr>
-    </w:lvl>
-    <w:lvl w:ilvl="6">
-      <w:start w:val="3"/>
-      <w:numFmt w:val="lowerLetter"/>
-      <w:lvlText w:val="(%7)"/>
-      <w:lvlJc w:val="left"/>
-      <w:pPr>
-        <w:ind w:left="5040" w:hanging="360"/>
-      </w:pPr>
-    </w:lvl>
-    <w:lvl w:ilvl="7">
-      <w:start w:val="3"/>
-      <w:numFmt w:val="lowerLetter"/>
-      <w:lvlText w:val="(%8)"/>
-      <w:lvlJc w:val="left"/>
-      <w:pPr>
-        <w:ind w:left="5760" w:hanging="360"/>
-      </w:pPr>
-    </w:lvl>
-    <w:lvl w:ilvl="8">
-      <w:start w:val="3"/>
-      <w:numFmt w:val="lowerLetter"/>
-      <w:lvlText w:val="(%9)"/>
-      <w:lvlJc w:val="left"/>
-      <w:pPr>
-        <w:ind w:left="6480" w:hanging="360"/>
-      </w:pPr>
-    </w:lvl>
-  </w:abstractNum>
-  <w:abstractNum w:abstractNumId="99734">
-    <w:nsid w:val="00A99734"/>
-    <w:multiLevelType w:val="multilevel"/>
-    <w:lvl w:ilvl="0">
-      <w:start w:val="4"/>
-      <w:numFmt w:val="lowerLetter"/>
-      <w:lvlText w:val="(%1)"/>
-      <w:lvlJc w:val="left"/>
-      <w:pPr>
-        <w:ind w:left="720" w:hanging="360"/>
-      </w:pPr>
-    </w:lvl>
-    <w:lvl w:ilvl="1">
-      <w:start w:val="4"/>
-      <w:numFmt w:val="lowerLetter"/>
-      <w:lvlText w:val="(%2)"/>
-      <w:lvlJc w:val="left"/>
-      <w:pPr>
-        <w:ind w:left="1440" w:hanging="360"/>
-      </w:pPr>
-    </w:lvl>
-    <w:lvl w:ilvl="2">
-      <w:start w:val="4"/>
-      <w:numFmt w:val="lowerLetter"/>
-      <w:lvlText w:val="(%3)"/>
-      <w:lvlJc w:val="left"/>
-      <w:pPr>
-        <w:ind w:left="2160" w:hanging="360"/>
-      </w:pPr>
-    </w:lvl>
-    <w:lvl w:ilvl="3">
-      <w:start w:val="4"/>
-      <w:numFmt w:val="lowerLetter"/>
-      <w:lvlText w:val="(%4)"/>
-      <w:lvlJc w:val="left"/>
-      <w:pPr>
-        <w:ind w:left="2880" w:hanging="360"/>
-      </w:pPr>
-    </w:lvl>
-    <w:lvl w:ilvl="4">
-      <w:start w:val="4"/>
-      <w:numFmt w:val="lowerLetter"/>
-      <w:lvlText w:val="(%5)"/>
-      <w:lvlJc w:val="left"/>
-      <w:pPr>
-        <w:ind w:left="3600" w:hanging="360"/>
-      </w:pPr>
-    </w:lvl>
-    <w:lvl w:ilvl="5">
-      <w:start w:val="4"/>
-      <w:numFmt w:val="lowerLetter"/>
-      <w:lvlText w:val="(%6)"/>
-      <w:lvlJc w:val="left"/>
-      <w:pPr>
-        <w:ind w:left="4320" w:hanging="360"/>
-      </w:pPr>
-    </w:lvl>
-    <w:lvl w:ilvl="6">
-      <w:start w:val="4"/>
-      <w:numFmt w:val="lowerLetter"/>
-      <w:lvlText w:val="(%7)"/>
-      <w:lvlJc w:val="left"/>
-      <w:pPr>
-        <w:ind w:left="5040" w:hanging="360"/>
-      </w:pPr>
-    </w:lvl>
-    <w:lvl w:ilvl="7">
-      <w:start w:val="4"/>
-      <w:numFmt w:val="lowerLetter"/>
-      <w:lvlText w:val="(%8)"/>
-      <w:lvlJc w:val="left"/>
-      <w:pPr>
-        <w:ind w:left="5760" w:hanging="360"/>
-      </w:pPr>
-    </w:lvl>
-    <w:lvl w:ilvl="8">
-      <w:start w:val="4"/>
       <w:numFmt w:val="lowerLetter"/>
       <w:lvlText w:val="(%9)"/>
       <w:lvlJc w:val="left"/>
@@ -2101,216 +683,6 @@
     </w:lvlOverride>
   </w:num>
   <w:num w:numId="1002">
-    <w:abstractNumId w:val="99411"/>
-    <w:lvlOverride w:ilvl="0">
-      <w:startOverride w:val="1"/>
-    </w:lvlOverride>
-    <w:lvlOverride w:ilvl="1">
-      <w:startOverride w:val="1"/>
-    </w:lvlOverride>
-    <w:lvlOverride w:ilvl="2">
-      <w:startOverride w:val="1"/>
-    </w:lvlOverride>
-    <w:lvlOverride w:ilvl="3">
-      <w:startOverride w:val="1"/>
-    </w:lvlOverride>
-    <w:lvlOverride w:ilvl="4">
-      <w:startOverride w:val="1"/>
-    </w:lvlOverride>
-    <w:lvlOverride w:ilvl="5">
-      <w:startOverride w:val="1"/>
-    </w:lvlOverride>
-    <w:lvlOverride w:ilvl="6">
-      <w:startOverride w:val="1"/>
-    </w:lvlOverride>
-    <w:lvlOverride w:ilvl="7">
-      <w:startOverride w:val="1"/>
-    </w:lvlOverride>
-    <w:lvlOverride w:ilvl="8">
-      <w:startOverride w:val="1"/>
-    </w:lvlOverride>
-  </w:num>
-  <w:num w:numId="1003">
-    <w:abstractNumId w:val="99733"/>
-    <w:lvlOverride w:ilvl="0">
-      <w:startOverride w:val="3"/>
-    </w:lvlOverride>
-    <w:lvlOverride w:ilvl="1">
-      <w:startOverride w:val="3"/>
-    </w:lvlOverride>
-    <w:lvlOverride w:ilvl="2">
-      <w:startOverride w:val="3"/>
-    </w:lvlOverride>
-    <w:lvlOverride w:ilvl="3">
-      <w:startOverride w:val="3"/>
-    </w:lvlOverride>
-    <w:lvlOverride w:ilvl="4">
-      <w:startOverride w:val="3"/>
-    </w:lvlOverride>
-    <w:lvlOverride w:ilvl="5">
-      <w:startOverride w:val="3"/>
-    </w:lvlOverride>
-    <w:lvlOverride w:ilvl="6">
-      <w:startOverride w:val="3"/>
-    </w:lvlOverride>
-    <w:lvlOverride w:ilvl="7">
-      <w:startOverride w:val="3"/>
-    </w:lvlOverride>
-    <w:lvlOverride w:ilvl="8">
-      <w:startOverride w:val="3"/>
-    </w:lvlOverride>
-  </w:num>
-  <w:num w:numId="1004">
-    <w:abstractNumId w:val="99731"/>
-    <w:lvlOverride w:ilvl="0">
-      <w:startOverride w:val="1"/>
-    </w:lvlOverride>
-    <w:lvlOverride w:ilvl="1">
-      <w:startOverride w:val="1"/>
-    </w:lvlOverride>
-    <w:lvlOverride w:ilvl="2">
-      <w:startOverride w:val="1"/>
-    </w:lvlOverride>
-    <w:lvlOverride w:ilvl="3">
-      <w:startOverride w:val="1"/>
-    </w:lvlOverride>
-    <w:lvlOverride w:ilvl="4">
-      <w:startOverride w:val="1"/>
-    </w:lvlOverride>
-    <w:lvlOverride w:ilvl="5">
-      <w:startOverride w:val="1"/>
-    </w:lvlOverride>
-    <w:lvlOverride w:ilvl="6">
-      <w:startOverride w:val="1"/>
-    </w:lvlOverride>
-    <w:lvlOverride w:ilvl="7">
-      <w:startOverride w:val="1"/>
-    </w:lvlOverride>
-    <w:lvlOverride w:ilvl="8">
-      <w:startOverride w:val="1"/>
-    </w:lvlOverride>
-  </w:num>
-  <w:num w:numId="1005">
-    <w:abstractNumId w:val="99731"/>
-    <w:lvlOverride w:ilvl="0">
-      <w:startOverride w:val="1"/>
-    </w:lvlOverride>
-    <w:lvlOverride w:ilvl="1">
-      <w:startOverride w:val="1"/>
-    </w:lvlOverride>
-    <w:lvlOverride w:ilvl="2">
-      <w:startOverride w:val="1"/>
-    </w:lvlOverride>
-    <w:lvlOverride w:ilvl="3">
-      <w:startOverride w:val="1"/>
-    </w:lvlOverride>
-    <w:lvlOverride w:ilvl="4">
-      <w:startOverride w:val="1"/>
-    </w:lvlOverride>
-    <w:lvlOverride w:ilvl="5">
-      <w:startOverride w:val="1"/>
-    </w:lvlOverride>
-    <w:lvlOverride w:ilvl="6">
-      <w:startOverride w:val="1"/>
-    </w:lvlOverride>
-    <w:lvlOverride w:ilvl="7">
-      <w:startOverride w:val="1"/>
-    </w:lvlOverride>
-    <w:lvlOverride w:ilvl="8">
-      <w:startOverride w:val="1"/>
-    </w:lvlOverride>
-  </w:num>
-  <w:num w:numId="1006">
-    <w:abstractNumId w:val="99731"/>
-    <w:lvlOverride w:ilvl="0">
-      <w:startOverride w:val="1"/>
-    </w:lvlOverride>
-    <w:lvlOverride w:ilvl="1">
-      <w:startOverride w:val="1"/>
-    </w:lvlOverride>
-    <w:lvlOverride w:ilvl="2">
-      <w:startOverride w:val="1"/>
-    </w:lvlOverride>
-    <w:lvlOverride w:ilvl="3">
-      <w:startOverride w:val="1"/>
-    </w:lvlOverride>
-    <w:lvlOverride w:ilvl="4">
-      <w:startOverride w:val="1"/>
-    </w:lvlOverride>
-    <w:lvlOverride w:ilvl="5">
-      <w:startOverride w:val="1"/>
-    </w:lvlOverride>
-    <w:lvlOverride w:ilvl="6">
-      <w:startOverride w:val="1"/>
-    </w:lvlOverride>
-    <w:lvlOverride w:ilvl="7">
-      <w:startOverride w:val="1"/>
-    </w:lvlOverride>
-    <w:lvlOverride w:ilvl="8">
-      <w:startOverride w:val="1"/>
-    </w:lvlOverride>
-  </w:num>
-  <w:num w:numId="1007">
-    <w:abstractNumId w:val="99734"/>
-    <w:lvlOverride w:ilvl="0">
-      <w:startOverride w:val="4"/>
-    </w:lvlOverride>
-    <w:lvlOverride w:ilvl="1">
-      <w:startOverride w:val="4"/>
-    </w:lvlOverride>
-    <w:lvlOverride w:ilvl="2">
-      <w:startOverride w:val="4"/>
-    </w:lvlOverride>
-    <w:lvlOverride w:ilvl="3">
-      <w:startOverride w:val="4"/>
-    </w:lvlOverride>
-    <w:lvlOverride w:ilvl="4">
-      <w:startOverride w:val="4"/>
-    </w:lvlOverride>
-    <w:lvlOverride w:ilvl="5">
-      <w:startOverride w:val="4"/>
-    </w:lvlOverride>
-    <w:lvlOverride w:ilvl="6">
-      <w:startOverride w:val="4"/>
-    </w:lvlOverride>
-    <w:lvlOverride w:ilvl="7">
-      <w:startOverride w:val="4"/>
-    </w:lvlOverride>
-    <w:lvlOverride w:ilvl="8">
-      <w:startOverride w:val="4"/>
-    </w:lvlOverride>
-  </w:num>
-  <w:num w:numId="1008">
-    <w:abstractNumId w:val="99731"/>
-    <w:lvlOverride w:ilvl="0">
-      <w:startOverride w:val="1"/>
-    </w:lvlOverride>
-    <w:lvlOverride w:ilvl="1">
-      <w:startOverride w:val="1"/>
-    </w:lvlOverride>
-    <w:lvlOverride w:ilvl="2">
-      <w:startOverride w:val="1"/>
-    </w:lvlOverride>
-    <w:lvlOverride w:ilvl="3">
-      <w:startOverride w:val="1"/>
-    </w:lvlOverride>
-    <w:lvlOverride w:ilvl="4">
-      <w:startOverride w:val="1"/>
-    </w:lvlOverride>
-    <w:lvlOverride w:ilvl="5">
-      <w:startOverride w:val="1"/>
-    </w:lvlOverride>
-    <w:lvlOverride w:ilvl="6">
-      <w:startOverride w:val="1"/>
-    </w:lvlOverride>
-    <w:lvlOverride w:ilvl="7">
-      <w:startOverride w:val="1"/>
-    </w:lvlOverride>
-    <w:lvlOverride w:ilvl="8">
-      <w:startOverride w:val="1"/>
-    </w:lvlOverride>
-  </w:num>
-  <w:num w:numId="1009">
     <w:abstractNumId w:val="99732"/>
     <w:lvlOverride w:ilvl="0">
       <w:startOverride w:val="2"/>
@@ -2338,36 +710,6 @@
     </w:lvlOverride>
     <w:lvlOverride w:ilvl="8">
       <w:startOverride w:val="2"/>
-    </w:lvlOverride>
-  </w:num>
-  <w:num w:numId="1010">
-    <w:abstractNumId w:val="99731"/>
-    <w:lvlOverride w:ilvl="0">
-      <w:startOverride w:val="1"/>
-    </w:lvlOverride>
-    <w:lvlOverride w:ilvl="1">
-      <w:startOverride w:val="1"/>
-    </w:lvlOverride>
-    <w:lvlOverride w:ilvl="2">
-      <w:startOverride w:val="1"/>
-    </w:lvlOverride>
-    <w:lvlOverride w:ilvl="3">
-      <w:startOverride w:val="1"/>
-    </w:lvlOverride>
-    <w:lvlOverride w:ilvl="4">
-      <w:startOverride w:val="1"/>
-    </w:lvlOverride>
-    <w:lvlOverride w:ilvl="5">
-      <w:startOverride w:val="1"/>
-    </w:lvlOverride>
-    <w:lvlOverride w:ilvl="6">
-      <w:startOverride w:val="1"/>
-    </w:lvlOverride>
-    <w:lvlOverride w:ilvl="7">
-      <w:startOverride w:val="1"/>
-    </w:lvlOverride>
-    <w:lvlOverride w:ilvl="8">
-      <w:startOverride w:val="1"/>
     </w:lvlOverride>
   </w:num>
 </w:numbering>
